--- a/FDM/data/Section_6_5_1_Computational_time.docx
+++ b/FDM/data/Section_6_5_1_Computational_time.docx
@@ -15,7 +15,7 @@
         <w:jc w:val="both"/>
       </w:pPr>
       <w:r>
-        <w:t>All timings in this section were measured on a single workstation with an Intel Xeon Gold 5412U, twenty cores and 16 GB of memory, with the forward solver compiled at -O3 and using CHOLMOD for the sparse factorisation. The forward solve is serial. One objective evaluation occupies one core, and the other nineteen stay idle unless several evaluations are dispatched at once, which the present implementation does not do.</w:t>
+        <w:t>All timings in this section were measured on a single workstation with an Intel Xeon Gold 5412U, twenty cores and 16 GB of memory. The forward solver is serial, compiled with GCC 14.2.0 at -O3, and uses CHOLMOD 5.3.1 (SuiteSparse 7.10.1) for the sparse factorisation, with the AMD ordering rather than nested dissection, METIS not being linked. One objective evaluation occupies one core, and the other nineteen stay idle unless several evaluations are dispatched at once, which the present implementation does not do.</w:t>
       </w:r>
     </w:p>
     <w:p>
@@ -23,7 +23,7 @@
         <w:jc w:val="both"/>
       </w:pPr>
       <w:r>
-        <w:t>The cost of the workflow is set almost entirely by the inner forward solve of Section 6.3.7. Everything outside it is either done once — the force density optimisation, the directional field, the initial region partition — or is arithmetic on a design vector of at most thirty entries. The question is therefore what one forward solve costs, how many of them a strategy needs, and why the two do not multiply to the observed wall clock.</w:t>
+        <w:t>The cost of the workflow is set almost entirely by the inner forward solve of Section 6.3.7. Everything outside it is done once per target and costs seconds: on the shell with openings the force density optimisation takes 9.3 s and the directional field 18.6 s, against the hours the inverse problem takes on the same mesh. The question is therefore what one forward solve costs, how many of them a strategy needs, and why the two do not multiply to the observed wall clock.</w:t>
       </w:r>
     </w:p>
     <w:p>
@@ -1198,6 +1198,38 @@
         <w:pStyle w:val="Heading3"/>
       </w:pPr>
       <w:r>
+        <w:t>What the form finding costs, and why so little</w:t>
+      </w:r>
+    </w:p>
+    <w:p>
+      <w:pPr>
+        <w:jc w:val="both"/>
+      </w:pPr>
+      <w:r>
+        <w:t>The inverse problem is not the only optimisation in the workflow, and the comparison with the one that precedes it is instructive, the more so because the two run on the same discretisation. The shell with openings is carried through both stages as a mesh of 847 vertices, 1563 faces and 2410 edges, of which 716 vertices are free and the remainder fixed on the boundary. On that mesh the force density stage of Section 6.2 solves for one force density per edge — 2410 design variables — and converges in 1173 L-BFGS-B iterations and 9.3 s, a mean of 7.9 ms per iteration. The inverse problem on the identical mesh carries between three and twenty design variables and takes between four minutes and three hours. The form finding therefore optimises two orders of magnitude more variables in a thousandth of the time, and none of the difference is a difference in resolution.</w:t>
+      </w:r>
+    </w:p>
+    <w:p>
+      <w:pPr>
+        <w:jc w:val="both"/>
+      </w:pPr>
+      <w:r>
+        <w:t>Two things account for it, and they are worth separating because only one is intrinsic. The first is the cost of a single equilibrium solve: 6.85 ms for the force density network against 0.66 s for the membrane, a factor of about 97. That gap is intrinsic to the physics being solved. The force density equilibrium is linear in the vertex positions once the densities are fixed, so a single LU factorisation is reused across the five Picard steps that resolve the pressure coupling, whereas the membrane solve is a Newton iteration on a nonlinear material law in which cable segments change between taut and slack across four pressure continuation stages. Equal vertex counts do not imply equal cost when the equations differ in kind.</w:t>
+      </w:r>
+    </w:p>
+    <w:p>
+      <w:pPr>
+        <w:jc w:val="both"/>
+      </w:pPr>
+      <w:r>
+        <w:t>The second is the cost of a gradient, and that one is an implementation choice. The force density stage differentiates its objective by an adjoint: three linear solves per iteration, one per coordinate axis, independent of the number of design variables. The inverse problem uses finite differences, at n + 1 nonlinear solves per gradient. At the sizes used here that is between three and thirty-one solves where the adjoint would be three, but the scaling is the real point. Under finite differences the form finding would need 2411 solves per gradient and some 2.8 million over its 1173 iterations; it is the adjoint alone that makes a design space of that dimension ordinary. The inverse problem tolerates finite differences because its design vector was first reduced, by the region partition and by symmetry, to a size at which the penalty is affordable rather than absent.</w:t>
+      </w:r>
+    </w:p>
+    <w:p>
+      <w:pPr>
+        <w:pStyle w:val="Heading3"/>
+      </w:pPr>
+      <w:r>
         <w:t>Scale, and the cost of not instrumenting</w:t>
       </w:r>
     </w:p>
@@ -1214,7 +1246,7 @@
         <w:jc w:val="both"/>
       </w:pPr>
       <w:r>
-        <w:t>Two straightforward reductions were not implemented, and the size of the second one can be read directly off the table. The n + 1 solves of a finite-difference gradient are independent and could be dispatched across the twenty available cores, which would bring a gradient on the thirty-variable problem down to the cost of a single solve. And the subprocess driver restarts the forward solve from the undeformed configuration at every evaluation, whereas the in-process implementation of Section 6.4.1 warm-starts from the previous accepted iterate. On the same 634-element mesh a cold solve costs 0.09 s and a warm-started one between 0.010 s and 0.029 s, so the warm start is worth a factor of three to nine before any other change; the gain would be larger still at the small perturbations a finite-difference gradient takes, which is exactly where the subprocess driver throws the previous solution away. Neither change affects any result reported in this chapter, and either would move a region-refinement run from hours to minutes.</w:t>
+        <w:t>Two straightforward reductions were not implemented, and the size of the second one can be read directly off the table. The n + 1 solves of a finite-difference gradient are independent and could be dispatched across the twenty available cores, which would bring a gradient on the thirty-variable problem down to the cost of a single solve. And the subprocess driver restarts the forward solve from the undeformed configuration at every evaluation, whereas the in-process implementation of Section 6.4.1 warm-starts from the previous accepted iterate. On the same 634-element mesh a cold solve costs 0.09 s and a warm-started one between 0.010 s and 0.029 s, so the warm start is worth a factor of three to nine before any other change; the gain would be larger still at the small perturbations a finite-difference gradient takes, which is exactly where the subprocess driver throws the previous solution away. Neither change affects any result reported in this chapter, and either would move a region-refinement run from hours to minutes. A third reduction, an adjoint gradient for the membrane solve in place of finite differences, is a larger undertaking, since it requires differentiating through the Newton iteration and the switching of the cable segments between taut and slack; but it is not speculative, being the device the force density stage of this same workflow already uses, and it is the one change that would lift the ceiling on the number of design variables rather than merely lower the cost of the present ones.</w:t>
       </w:r>
     </w:p>
     <w:p>
@@ -1339,7 +1371,7 @@
         <w:pStyle w:val="ListBullet"/>
       </w:pPr>
       <w:r>
-        <w:t>Numbers above are measured or recorded, never estimated. Provenance: per-solve costs from FDM/measure_solve_cost.py (25 samples per geometry, this machine); 2part solve counts and wall clocks from re-running build-linux/best_fit_* with the sim_count instrumentation already in those sources; evaluation counts for B5, C5 and D5 from the n_calls fields of FDM/optimisation/*_optimised*.json; D5 wall clocks and tail statistics from the per-evaluation output-file timestamps; loss trajectories from FDM/reconstruct_loss_history.py.</w:t>
+        <w:t>Numbers above are measured or recorded, never estimated. Provenance: per-solve costs from FDM/measure_solve_cost.py (25 samples per geometry, this machine); 2part solve counts and wall clocks from re-running build-linux/best_fit_* with the sim_count instrumentation already in those sources; evaluation counts for B5, C5 and D5 from the n_calls fields of FDM/optimisation/*_optimised*.json; D5 wall clocks and tail statistics from the per-evaluation output-file timestamps; loss trajectories from FDM/reconstruct_loss_history.py; form-finding and directional-field costs from FDM/data/fdm_cost.json, whose samples come from FDM/fofin_D5.py, now instrumented to report and store its elapsed time, iteration count and design dimension, and from the whole-script wall clock of FDM/directional_field_D5.py; the per-solve figure of 6.85 ms is 20 repeats of inflate() at the converged densities.</w:t>
       </w:r>
     </w:p>
     <w:p>
@@ -1388,6 +1420,14 @@
       </w:pPr>
       <w:r>
         <w:t>6. A latent trap, worth a sentence somewhere in 6.3.7. For the shell with openings the rest mesh is the target mesh, so any evaluation that returns the rest shape unchanged scores an exact zero on the objective. The drivers' validity gate rejects those, and it fired on 10 evaluations of the adaptive run and 21 of the field-aligned run. Without the gate the objective has a perfect-scoring attractor that corresponds to a structure that never inflated.</w:t>
+      </w:r>
+    </w:p>
+    <w:p>
+      <w:pPr>
+        <w:pStyle w:val="ListBullet"/>
+      </w:pPr>
+      <w:r>
+        <w:t>7. Form-finding cost is measured for the shell with openings only. The equivalent stage for the free-form shell and the fluted dome (FDM/fofin_B5.py, FDM/fofin_C5_smooth.py) is unmeasured, because those two scripts import compas, which is not installed on the timing machine. Both are one-shot stages of the same kind and should be seconds, but the claim in the opening paragraph rests on one geometry. The remeshing and cable-extraction steps are also unmeasured.</w:t>
       </w:r>
     </w:p>
     <w:sectPr>

--- a/FDM/data/Section_6_5_1_Computational_time.docx
+++ b/FDM/data/Section_6_5_1_Computational_time.docx
@@ -641,7 +641,7 @@
               <w:rPr>
                 <w:sz w:val="16"/>
               </w:rPr>
-              <w:t>not recorded</w:t>
+              <w:t>≥ 78 s †</w:t>
             </w:r>
           </w:p>
         </w:tc>
@@ -734,7 +734,7 @@
               <w:rPr>
                 <w:sz w:val="16"/>
               </w:rPr>
-              <w:t>not recorded</w:t>
+              <w:t>≥ 49 s †</w:t>
             </w:r>
           </w:p>
         </w:tc>
@@ -827,7 +827,7 @@
               <w:rPr>
                 <w:sz w:val="16"/>
               </w:rPr>
-              <w:t>not recorded</w:t>
+              <w:t>≥ 107 s †</w:t>
             </w:r>
           </w:p>
         </w:tc>
@@ -1118,7 +1118,7 @@
           <w:i/>
           <w:sz w:val="18"/>
         </w:rPr>
-        <w:t>Table 6.X: Computational cost of the case studies. For the crease strategies the solve cost is the mean over the run itself, which is warm-started in process; entries marked * exclude the single non-converging solve discussed in the text. For the free-form shell, the fluted dome and the single-region fit it is the median over twenty-five design points about the optimum, each a cold solve. For the three region-scheme runs it is the median over the recorded run. Wall clocks marked not recorded were lost when the output files were rewritten.</w:t>
+        <w:t>Table 6.X: Computational cost of the case studies. For the crease strategies the solve cost is the mean over the run itself, which is warm-started in process; entries marked * exclude the single non-converging solve discussed in the text. For the free-form shell, the fluted dome and the single-region fit it is the median over twenty-five design points about the optimum, each a cold solve. For the three region-scheme runs it is the median over the recorded run. Wall clocks marked † were lost when the output files were rewritten and are not measurements: they are the evaluation count times the median solve cost, and therefore lower bounds, since they credit the run with no non-converging solves at all. The three measured region-scheme runs exceed the same bound by factors of 11, 8 and 7 respectively, so the true figures are plausibly of the order of ten minutes rather than one.</w:t>
       </w:r>
     </w:p>
     <w:p>

--- a/FDM/data/Section_6_5_1_Computational_time.docx
+++ b/FDM/data/Section_6_5_1_Computational_time.docx
@@ -23,7 +23,7 @@
         <w:jc w:val="both"/>
       </w:pPr>
       <w:r>
-        <w:t>The cost of the workflow is set almost entirely by the inner forward solve of Section 6.3.7. Everything outside it is done once per target and costs seconds: on the shell with openings the force density optimisation takes 9.3 s and the directional field 18.6 s, against the hours the inverse problem takes on the same mesh. The question is therefore what one forward solve costs, how many of them a strategy needs, and why the two do not multiply to the observed wall clock.</w:t>
+        <w:t>The cost of the workflow is set almost entirely by the inner forward solve of Section 6.3.7. Everything outside it is done once per target and costs seconds: on the shell with openings the force density method (FDM) form finding of Section 6.2 takes 9.3 s and the directional field 18.6 s, against the hours the inverse problem takes on the same mesh. The question is therefore what one forward solve costs, how many of them a strategy needs, and why the two do not multiply to the observed wall clock.</w:t>
       </w:r>
     </w:p>
     <w:p>
@@ -1198,7 +1198,7 @@
         <w:pStyle w:val="Heading3"/>
       </w:pPr>
       <w:r>
-        <w:t>What the form finding costs, and why so little</w:t>
+        <w:t>What the FDM form finding costs, and why so little</w:t>
       </w:r>
     </w:p>
     <w:p>
@@ -1206,7 +1206,7 @@
         <w:jc w:val="both"/>
       </w:pPr>
       <w:r>
-        <w:t>The inverse problem is not the only optimisation in the workflow, and the comparison with the one that precedes it is instructive, the more so because the two run on the same discretisation. The shell with openings is carried through both stages as a mesh of 847 vertices, 1563 faces and 2410 edges, of which 716 vertices are free and the remainder fixed on the boundary. On that mesh the force density stage of Section 6.2 solves for one force density per edge — 2410 design variables — and converges in 1173 L-BFGS-B iterations and 9.3 s, a mean of 7.9 ms per iteration. The inverse problem on the identical mesh carries between three and twenty design variables and takes between four minutes and three hours. The form finding therefore optimises two orders of magnitude more variables in a thousandth of the time, and none of the difference is a difference in resolution.</w:t>
+        <w:t>The inverse problem is not the only optimisation in the workflow, and the comparison with the one that precedes it is instructive, the more so because the two run on the same discretisation. The shell with openings is carried through both stages as a mesh of 847 vertices, 1563 faces and 2410 edges, of which 716 vertices are free and the remainder fixed on the boundary. On that mesh the FDM stage of Section 6.2 solves for one force density per edge — 2410 design variables — and converges in 1173 L-BFGS-B iterations and 9.3 s, a mean of 7.9 ms per iteration. The inverse problem on the identical mesh carries between three and twenty design variables and takes between four minutes and three hours. The form finding therefore optimises two orders of magnitude more variables in a thousandth of the time, and none of the difference is a difference in resolution.</w:t>
       </w:r>
     </w:p>
     <w:p>
@@ -1214,7 +1214,7 @@
         <w:jc w:val="both"/>
       </w:pPr>
       <w:r>
-        <w:t>Two things account for it, and they are worth separating because only one is intrinsic. The first is the cost of a single equilibrium solve: 6.85 ms for the force density network against 0.66 s for the membrane, a factor of about 97. That gap is intrinsic to the physics being solved. The force density equilibrium is linear in the vertex positions once the densities are fixed, so a single LU factorisation is reused across the five Picard steps that resolve the pressure coupling, whereas the membrane solve is a Newton iteration on a nonlinear material law in which cable segments change between taut and slack across four pressure continuation stages. Equal vertex counts do not imply equal cost when the equations differ in kind.</w:t>
+        <w:t>Two things account for it, and they are worth separating because only one is intrinsic. The first is the cost of a single equilibrium solve: 6.85 ms for the FDM network against 0.66 s for the membrane, a factor of about 97. That gap is intrinsic to the physics being solved. The FDM equilibrium is linear in the vertex positions once the densities are fixed, so a single LU factorisation is reused across the five Picard steps that resolve the pressure coupling, whereas the membrane solve is a Newton iteration on a nonlinear material law in which cable segments change between taut and slack across four pressure continuation stages. Equal vertex counts do not imply equal cost when the equations differ in kind.</w:t>
       </w:r>
     </w:p>
     <w:p>
@@ -1222,7 +1222,7 @@
         <w:jc w:val="both"/>
       </w:pPr>
       <w:r>
-        <w:t>The second is the cost of a gradient, and that one is an implementation choice. The force density stage differentiates its objective by an adjoint: three linear solves per iteration, one per coordinate axis, independent of the number of design variables. The inverse problem uses finite differences, at n + 1 nonlinear solves per gradient. At the sizes used here that is between three and thirty-one solves where the adjoint would be three, but the scaling is the real point. Under finite differences the form finding would need 2411 solves per gradient and some 2.8 million over its 1173 iterations; it is the adjoint alone that makes a design space of that dimension ordinary. The inverse problem tolerates finite differences because its design vector was first reduced, by the region partition and by symmetry, to a size at which the penalty is affordable rather than absent.</w:t>
+        <w:t>The second is the cost of a gradient, and that one is an implementation choice. The FDM stage differentiates its objective by an adjoint: three linear solves per iteration, one per coordinate axis, independent of the number of design variables. The inverse problem uses finite differences, at n + 1 nonlinear solves per gradient. At the sizes used here that is between three and thirty-one solves where the adjoint would be three, but the scaling is the real point. Under finite differences the form finding would need 2411 solves per gradient and some 2.8 million over its 1173 iterations; it is the adjoint alone that makes a design space of that dimension ordinary. The inverse problem tolerates finite differences because its design vector was first reduced, by the region partition and by symmetry, to a size at which the penalty is affordable rather than absent.</w:t>
       </w:r>
     </w:p>
     <w:p>
@@ -1246,7 +1246,7 @@
         <w:jc w:val="both"/>
       </w:pPr>
       <w:r>
-        <w:t>Two straightforward reductions were not implemented, and the size of the second one can be read directly off the table. The n + 1 solves of a finite-difference gradient are independent and could be dispatched across the twenty available cores, which would bring a gradient on the thirty-variable problem down to the cost of a single solve. And the subprocess driver restarts the forward solve from the undeformed configuration at every evaluation, whereas the in-process implementation of Section 6.4.1 warm-starts from the previous accepted iterate. On the same 634-element mesh a cold solve costs 0.09 s and a warm-started one between 0.010 s and 0.029 s, so the warm start is worth a factor of three to nine before any other change; the gain would be larger still at the small perturbations a finite-difference gradient takes, which is exactly where the subprocess driver throws the previous solution away. Neither change affects any result reported in this chapter, and either would move a region-refinement run from hours to minutes. A third reduction, an adjoint gradient for the membrane solve in place of finite differences, is a larger undertaking, since it requires differentiating through the Newton iteration and the switching of the cable segments between taut and slack; but it is not speculative, being the device the force density stage of this same workflow already uses, and it is the one change that would lift the ceiling on the number of design variables rather than merely lower the cost of the present ones.</w:t>
+        <w:t>Two straightforward reductions were not implemented, and the size of the second one can be read directly off the table. The n + 1 solves of a finite-difference gradient are independent and could be dispatched across the twenty available cores, which would bring a gradient on the thirty-variable problem down to the cost of a single solve. And the subprocess driver restarts the forward solve from the undeformed configuration at every evaluation, whereas the in-process implementation of Section 6.4.1 warm-starts from the previous accepted iterate. On the same 634-element mesh a cold solve costs 0.09 s and a warm-started one between 0.010 s and 0.029 s, so the warm start is worth a factor of three to nine before any other change; the gain would be larger still at the small perturbations a finite-difference gradient takes, which is exactly where the subprocess driver throws the previous solution away. Neither change affects any result reported in this chapter, and either would move a region-refinement run from hours to minutes. A third reduction, an adjoint gradient for the membrane solve in place of finite differences, is a larger undertaking, since it requires differentiating through the Newton iteration and the switching of the cable segments between taut and slack; but it is not speculative, being the device the FDM stage of this same workflow already uses, and it is the one change that would lift the ceiling on the number of design variables rather than merely lower the cost of the present ones.</w:t>
       </w:r>
     </w:p>
     <w:p>

--- a/FDM/data/Section_6_5_1_Computational_time.docx
+++ b/FDM/data/Section_6_5_1_Computational_time.docx
@@ -1206,7 +1206,7 @@
         <w:jc w:val="both"/>
       </w:pPr>
       <w:r>
-        <w:t>The inverse problem is not the only optimisation in the workflow, and the comparison with the one that precedes it is instructive, the more so because the two run on the same discretisation. The shell with openings is carried through both stages as a mesh of 847 vertices, 1563 faces and 2410 edges, of which 716 vertices are free and the remainder fixed on the boundary. On that mesh the FDM stage of Section 6.2 solves for one force density per edge — 2410 design variables — and converges in 1173 L-BFGS-B iterations and 9.3 s, a mean of 7.9 ms per iteration. The inverse problem on the identical mesh carries between three and twenty design variables and takes between four minutes and three hours. The form finding therefore optimises two orders of magnitude more variables in a thousandth of the time, and none of the difference is a difference in resolution.</w:t>
+        <w:t>The inverse problem is not the only optimisation in the workflow, and the comparison with the one that precedes it is instructive, the more so because the two run on the same discretisation. The shell with openings is carried through both stages as a mesh of 847 vertices, 1563 faces and 2410 edges, of which 716 vertices are free and the remainder fixed on the boundary. On that mesh the FDM stage of Section 6.2 solves for one force density per edge — 2410 design variables — and converges in 1173 L-BFGS-B iterations and 9.3 s, a mean of 7.9 ms per iteration. What it buys is a close fit: the form-found network sits 1.05 mm RMS from the target surface, 0.086% of the 1.215 m span, with the crown reproduced to within 3 µm, at force densities spanning 0.01 to 2.40 under unit pressure, the lower end resting on the floor imposed by the bounds. The inverse problem on the identical mesh carries between three and twenty design variables and takes between four minutes and three hours. The form finding therefore optimises two orders of magnitude more variables in a thousandth of the time, and none of the difference is a difference in resolution.</w:t>
       </w:r>
     </w:p>
     <w:p>
@@ -1223,6 +1223,14 @@
       </w:pPr>
       <w:r>
         <w:t>The second is the cost of a gradient, and that one is an implementation choice. The FDM stage differentiates its objective by an adjoint: three linear solves per iteration, one per coordinate axis, independent of the number of design variables. The inverse problem uses finite differences, at n + 1 nonlinear solves per gradient. At the sizes used here that is between three and thirty-one solves where the adjoint would be three, but the scaling is the real point. Under finite differences the form finding would need 2411 solves per gradient and some 2.8 million over its 1173 iterations; it is the adjoint alone that makes a design space of that dimension ordinary. The inverse problem tolerates finite differences because its design vector was first reduced, by the region partition and by symmetry, to a size at which the penalty is affordable rather than absent.</w:t>
+      </w:r>
+    </w:p>
+    <w:p>
+      <w:pPr>
+        <w:jc w:val="both"/>
+      </w:pPr>
+      <w:r>
+        <w:t>The two fits are worth holding against each other, since both are RMS deviations from the same target surface. The form finding reaches 1.05 mm in 9.3 s; the best of the inverse runs of Section 6.4.6 reaches 6.17 mm in an hour. The target is therefore very nearly attainable as a pure tension network, and the residual is not a failure of the form finding but the cost of realising that network in a knitted fabric of finite and directional stiffness, under the region and cable constraints the fabrication imposes. It is the materialisation, not the geometry, that the expensive optimisation is paying for.</w:t>
       </w:r>
     </w:p>
     <w:p>

--- a/FDM/data/Section_6_5_1_Computational_time.docx
+++ b/FDM/data/Section_6_5_1_Computational_time.docx
@@ -1111,6 +1111,99 @@
           </w:p>
         </w:tc>
       </w:tr>
+      <w:tr>
+        <w:tc>
+          <w:tcPr>
+            <w:tcW w:type="dxa" w:w="1234"/>
+          </w:tcPr>
+          <w:p>
+            <w:r>
+              <w:rPr>
+                <w:sz w:val="16"/>
+              </w:rPr>
+              <w:t>Openings, force density form finding ‡</w:t>
+            </w:r>
+          </w:p>
+        </w:tc>
+        <w:tc>
+          <w:tcPr>
+            <w:tcW w:type="dxa" w:w="1234"/>
+          </w:tcPr>
+          <w:p>
+            <w:r>
+              <w:rPr>
+                <w:sz w:val="16"/>
+              </w:rPr>
+              <w:t>6.2</w:t>
+            </w:r>
+          </w:p>
+        </w:tc>
+        <w:tc>
+          <w:tcPr>
+            <w:tcW w:type="dxa" w:w="1234"/>
+          </w:tcPr>
+          <w:p>
+            <w:r>
+              <w:rPr>
+                <w:sz w:val="16"/>
+              </w:rPr>
+              <w:t>847 / 1563</w:t>
+            </w:r>
+          </w:p>
+        </w:tc>
+        <w:tc>
+          <w:tcPr>
+            <w:tcW w:type="dxa" w:w="1234"/>
+          </w:tcPr>
+          <w:p>
+            <w:r>
+              <w:rPr>
+                <w:sz w:val="16"/>
+              </w:rPr>
+              <w:t>2410</w:t>
+            </w:r>
+          </w:p>
+        </w:tc>
+        <w:tc>
+          <w:tcPr>
+            <w:tcW w:type="dxa" w:w="1234"/>
+          </w:tcPr>
+          <w:p>
+            <w:r>
+              <w:rPr>
+                <w:sz w:val="16"/>
+              </w:rPr>
+              <w:t>1173</w:t>
+            </w:r>
+          </w:p>
+        </w:tc>
+        <w:tc>
+          <w:tcPr>
+            <w:tcW w:type="dxa" w:w="1234"/>
+          </w:tcPr>
+          <w:p>
+            <w:r>
+              <w:rPr>
+                <w:sz w:val="16"/>
+              </w:rPr>
+              <w:t>0.007 s</w:t>
+            </w:r>
+          </w:p>
+        </w:tc>
+        <w:tc>
+          <w:tcPr>
+            <w:tcW w:type="dxa" w:w="1234"/>
+          </w:tcPr>
+          <w:p>
+            <w:r>
+              <w:rPr>
+                <w:sz w:val="16"/>
+              </w:rPr>
+              <w:t>9.3 s</w:t>
+            </w:r>
+          </w:p>
+        </w:tc>
+      </w:tr>
     </w:tbl>
     <w:p>
       <w:r>
@@ -1118,7 +1211,7 @@
           <w:i/>
           <w:sz w:val="18"/>
         </w:rPr>
-        <w:t>Table 6.X: Computational cost of the case studies. For the crease strategies the solve cost is the mean over the run itself, which is warm-started in process; entries marked * exclude the single non-converging solve discussed in the text. For the free-form shell, the fluted dome and the single-region fit it is the median over twenty-five design points about the optimum, each a cold solve. For the three region-scheme runs it is the median over the recorded run. Wall clocks marked † were lost when the output files were rewritten and are not measurements: they are the evaluation count times the median solve cost, and therefore lower bounds, since they credit the run with no non-converging solves at all. The three measured region-scheme runs exceed the same bound by factors of 11, 8 and 7 respectively, so the true figures are plausibly of the order of ten minutes rather than one.</w:t>
+        <w:t>Table 6.X: Computational cost of the case studies. For the crease strategies the solve cost is the mean over the run itself, which is warm-started in process; entries marked * exclude the single non-converging solve discussed in the text. For the free-form shell, the fluted dome and the single-region fit it is the median over twenty-five design points about the optimum, each a cold solve. For the three region-scheme runs it is the median over the recorded run. Wall clocks marked † were lost when the output files were rewritten and are not measurements: they are the evaluation count times the median solve cost, and therefore lower bounds, since they credit the run with no non-converging solves at all. The three measured region-scheme runs exceed the same bound by factors of 11, 8 and 7 respectively, so the true figures are plausibly of the order of ten minutes rather than one. The last row, marked ‡, is not an inverse problem but the form finding that precedes them all, on the same mesh as the shell with openings; its solve is an FDM equilibrium rather than a membrane solve and its gradient is an adjoint rather than a finite difference, which is why 2410 design variables cost less than three do in the rows above.</w:t>
       </w:r>
     </w:p>
     <w:p>
@@ -1126,7 +1219,7 @@
         <w:jc w:val="both"/>
       </w:pPr>
       <w:r>
-        <w:t>The table separates two populations that should not be averaged. The strategies with a global or symmetry-reduced parameter set converge in a few hundred evaluations and finish in one to two minutes of solve time: 622 evaluations for the free-form shell over thirty variables, 412 for the fluted dome across its two phases, 162 for the single-region fit of the shell with openings. The alternating region schemes are one to two orders of magnitude more expensive. The adaptive partition of the shell with openings took 2959 evaluations and 184 minutes, because every element on a region boundary is trial-assigned to each neighbouring region at one forward solve per trial, and the sweep repeats until no element moves. It is the discrete outer step, not the continuous inner one, that makes region refinement expensive, and its cost scales with the length of the region boundaries rather than with the number of variables. The twenty-variable field-aligned partition needed 1241 evaluations against the nine-variable adaptive partition's 2959.</w:t>
+        <w:t>The table separates two populations that should not be averaged. The strategies with a global or symmetry-reduced parameter set converge in a few hundred evaluations and finish in one to two minutes of solve time: 622 evaluations for the free-form shell over thirty variables, 412 for the fluted dome across its two phases, 162 for the single-region fit of the shell with openings. The alternating region schemes are one to two orders of magnitude more expensive. The adaptive partition of the shell with openings took 2959 evaluations and 184 minutes, because every element on a region boundary is trial-assigned to each neighbouring region at one forward solve per trial, and the sweep repeats until no element moves. It is the discrete outer step, not the continuous inner one, that makes region refinement expensive, and its cost scales with the length of the region boundaries rather than with the number of variables. The twenty-variable field-aligned partition needed 1241 evaluations against the nine-variable adaptive partition's 2959. The last row belongs to neither population, being the form finding that precedes the inverse problem rather than an instance of it; it is there for the comparison drawn below, and it is cheaper than every run on the same mesh despite carrying the largest design vector in the table by two orders of magnitude.</w:t>
       </w:r>
     </w:p>
     <w:p>

--- a/FDM/data/Section_6_5_1_Computational_time.docx
+++ b/FDM/data/Section_6_5_1_Computational_time.docx
@@ -23,7 +23,7 @@
         <w:jc w:val="both"/>
       </w:pPr>
       <w:r>
-        <w:t>The cost of the workflow is set almost entirely by the inner forward solve of Section 6.3.7. Everything outside it is done once per target and costs seconds: on the shell with openings the force density method (FDM) form finding of Section 6.2 takes 9.3 s and the directional field 18.6 s, against the hours the inverse problem takes on the same mesh. The question is therefore what one forward solve costs, how many of them a strategy needs, and why the two do not multiply to the observed wall clock.</w:t>
+        <w:t>The cost of the workflow is set almost entirely by the inner forward solve of Section 6.3.7. Everything outside it is done once per target: on the shell with openings the force density method (FDM) form finding of Section 6.2 takes 9.3 s and the directional field 18.6 s, against the hours the inverse problem takes on the same mesh. That margin is not uniform across the case studies, and the reason it is not turns out to be the most transferable result in this section, so it is taken up separately below. The question first is what one forward solve costs, how many of them a strategy needs, and why the two do not multiply to the observed wall clock.</w:t>
       </w:r>
     </w:p>
     <w:p>
@@ -1121,7 +1121,286 @@
               <w:rPr>
                 <w:sz w:val="16"/>
               </w:rPr>
-              <w:t>Openings, force density form finding ‡</w:t>
+              <w:t>Crease, form finding ‡</w:t>
+            </w:r>
+          </w:p>
+        </w:tc>
+        <w:tc>
+          <w:tcPr>
+            <w:tcW w:type="dxa" w:w="1234"/>
+          </w:tcPr>
+          <w:p>
+            <w:r>
+              <w:rPr>
+                <w:sz w:val="16"/>
+              </w:rPr>
+              <w:t>6.2</w:t>
+            </w:r>
+          </w:p>
+        </w:tc>
+        <w:tc>
+          <w:tcPr>
+            <w:tcW w:type="dxa" w:w="1234"/>
+          </w:tcPr>
+          <w:p>
+            <w:r>
+              <w:rPr>
+                <w:sz w:val="16"/>
+              </w:rPr>
+              <w:t>—</w:t>
+            </w:r>
+          </w:p>
+        </w:tc>
+        <w:tc>
+          <w:tcPr>
+            <w:tcW w:type="dxa" w:w="1234"/>
+          </w:tcPr>
+          <w:p>
+            <w:r>
+              <w:rPr>
+                <w:sz w:val="16"/>
+              </w:rPr>
+              <w:t>—</w:t>
+            </w:r>
+          </w:p>
+        </w:tc>
+        <w:tc>
+          <w:tcPr>
+            <w:tcW w:type="dxa" w:w="1234"/>
+          </w:tcPr>
+          <w:p>
+            <w:r>
+              <w:rPr>
+                <w:sz w:val="16"/>
+              </w:rPr>
+              <w:t>—</w:t>
+            </w:r>
+          </w:p>
+        </w:tc>
+        <w:tc>
+          <w:tcPr>
+            <w:tcW w:type="dxa" w:w="1234"/>
+          </w:tcPr>
+          <w:p>
+            <w:r>
+              <w:rPr>
+                <w:sz w:val="16"/>
+              </w:rPr>
+              <w:t>—</w:t>
+            </w:r>
+          </w:p>
+        </w:tc>
+        <w:tc>
+          <w:tcPr>
+            <w:tcW w:type="dxa" w:w="1234"/>
+          </w:tcPr>
+          <w:p>
+            <w:r>
+              <w:rPr>
+                <w:sz w:val="16"/>
+              </w:rPr>
+              <w:t>interactive</w:t>
+            </w:r>
+          </w:p>
+        </w:tc>
+      </w:tr>
+      <w:tr>
+        <w:tc>
+          <w:tcPr>
+            <w:tcW w:type="dxa" w:w="1234"/>
+          </w:tcPr>
+          <w:p>
+            <w:r>
+              <w:rPr>
+                <w:sz w:val="16"/>
+              </w:rPr>
+              <w:t>Free-form shell, form finding ‡</w:t>
+            </w:r>
+          </w:p>
+        </w:tc>
+        <w:tc>
+          <w:tcPr>
+            <w:tcW w:type="dxa" w:w="1234"/>
+          </w:tcPr>
+          <w:p>
+            <w:r>
+              <w:rPr>
+                <w:sz w:val="16"/>
+              </w:rPr>
+              <w:t>6.2</w:t>
+            </w:r>
+          </w:p>
+        </w:tc>
+        <w:tc>
+          <w:tcPr>
+            <w:tcW w:type="dxa" w:w="1234"/>
+          </w:tcPr>
+          <w:p>
+            <w:r>
+              <w:rPr>
+                <w:sz w:val="16"/>
+              </w:rPr>
+              <w:t>269 / 504</w:t>
+            </w:r>
+          </w:p>
+        </w:tc>
+        <w:tc>
+          <w:tcPr>
+            <w:tcW w:type="dxa" w:w="1234"/>
+          </w:tcPr>
+          <w:p>
+            <w:r>
+              <w:rPr>
+                <w:sz w:val="16"/>
+              </w:rPr>
+              <w:t>772</w:t>
+            </w:r>
+          </w:p>
+        </w:tc>
+        <w:tc>
+          <w:tcPr>
+            <w:tcW w:type="dxa" w:w="1234"/>
+          </w:tcPr>
+          <w:p>
+            <w:r>
+              <w:rPr>
+                <w:sz w:val="16"/>
+              </w:rPr>
+              <w:t>507</w:t>
+            </w:r>
+          </w:p>
+        </w:tc>
+        <w:tc>
+          <w:tcPr>
+            <w:tcW w:type="dxa" w:w="1234"/>
+          </w:tcPr>
+          <w:p>
+            <w:r>
+              <w:rPr>
+                <w:sz w:val="16"/>
+              </w:rPr>
+              <w:t>0.34 s</w:t>
+            </w:r>
+          </w:p>
+        </w:tc>
+        <w:tc>
+          <w:tcPr>
+            <w:tcW w:type="dxa" w:w="1234"/>
+          </w:tcPr>
+          <w:p>
+            <w:r>
+              <w:rPr>
+                <w:sz w:val="16"/>
+              </w:rPr>
+              <w:t>2.9 min §</w:t>
+            </w:r>
+          </w:p>
+        </w:tc>
+      </w:tr>
+      <w:tr>
+        <w:tc>
+          <w:tcPr>
+            <w:tcW w:type="dxa" w:w="1234"/>
+          </w:tcPr>
+          <w:p>
+            <w:r>
+              <w:rPr>
+                <w:sz w:val="16"/>
+              </w:rPr>
+              <w:t>Fluted dome, form finding ‡</w:t>
+            </w:r>
+          </w:p>
+        </w:tc>
+        <w:tc>
+          <w:tcPr>
+            <w:tcW w:type="dxa" w:w="1234"/>
+          </w:tcPr>
+          <w:p>
+            <w:r>
+              <w:rPr>
+                <w:sz w:val="16"/>
+              </w:rPr>
+              <w:t>6.2</w:t>
+            </w:r>
+          </w:p>
+        </w:tc>
+        <w:tc>
+          <w:tcPr>
+            <w:tcW w:type="dxa" w:w="1234"/>
+          </w:tcPr>
+          <w:p>
+            <w:r>
+              <w:rPr>
+                <w:sz w:val="16"/>
+              </w:rPr>
+              <w:t>1114 / 2137</w:t>
+            </w:r>
+          </w:p>
+        </w:tc>
+        <w:tc>
+          <w:tcPr>
+            <w:tcW w:type="dxa" w:w="1234"/>
+          </w:tcPr>
+          <w:p>
+            <w:r>
+              <w:rPr>
+                <w:sz w:val="16"/>
+              </w:rPr>
+              <w:t>3250</w:t>
+            </w:r>
+          </w:p>
+        </w:tc>
+        <w:tc>
+          <w:tcPr>
+            <w:tcW w:type="dxa" w:w="1234"/>
+          </w:tcPr>
+          <w:p>
+            <w:r>
+              <w:rPr>
+                <w:sz w:val="16"/>
+              </w:rPr>
+              <w:t>992</w:t>
+            </w:r>
+          </w:p>
+        </w:tc>
+        <w:tc>
+          <w:tcPr>
+            <w:tcW w:type="dxa" w:w="1234"/>
+          </w:tcPr>
+          <w:p>
+            <w:r>
+              <w:rPr>
+                <w:sz w:val="16"/>
+              </w:rPr>
+              <w:t>2.06 s</w:t>
+            </w:r>
+          </w:p>
+        </w:tc>
+        <w:tc>
+          <w:tcPr>
+            <w:tcW w:type="dxa" w:w="1234"/>
+          </w:tcPr>
+          <w:p>
+            <w:r>
+              <w:rPr>
+                <w:sz w:val="16"/>
+              </w:rPr>
+              <w:t>34.1 min</w:t>
+            </w:r>
+          </w:p>
+        </w:tc>
+      </w:tr>
+      <w:tr>
+        <w:tc>
+          <w:tcPr>
+            <w:tcW w:type="dxa" w:w="1234"/>
+          </w:tcPr>
+          <w:p>
+            <w:r>
+              <w:rPr>
+                <w:sz w:val="16"/>
+              </w:rPr>
+              <w:t>Openings, form finding ‡</w:t>
             </w:r>
           </w:p>
         </w:tc>
@@ -1186,7 +1465,7 @@
               <w:rPr>
                 <w:sz w:val="16"/>
               </w:rPr>
-              <w:t>0.007 s</w:t>
+              <w:t>0.008 s</w:t>
             </w:r>
           </w:p>
         </w:tc>
@@ -1211,7 +1490,7 @@
           <w:i/>
           <w:sz w:val="18"/>
         </w:rPr>
-        <w:t>Table 6.X: Computational cost of the case studies. For the crease strategies the solve cost is the mean over the run itself, which is warm-started in process; entries marked * exclude the single non-converging solve discussed in the text. For the free-form shell, the fluted dome and the single-region fit it is the median over twenty-five design points about the optimum, each a cold solve. For the three region-scheme runs it is the median over the recorded run. Wall clocks marked † were lost when the output files were rewritten and are not measurements: they are the evaluation count times the median solve cost, and therefore lower bounds, since they credit the run with no non-converging solves at all. The three measured region-scheme runs exceed the same bound by factors of 11, 8 and 7 respectively, so the true figures are plausibly of the order of ten minutes rather than one. The last row, marked ‡, is not an inverse problem but the form finding that precedes them all, on the same mesh as the shell with openings; its solve is an FDM equilibrium rather than a membrane solve and its gradient is an adjoint rather than a finite difference, which is why 2410 design variables cost less than three do in the rows above.</w:t>
+        <w:t>Table 6.X: Computational cost of the case studies. For the crease strategies the solve cost is the mean over the run itself, which is warm-started in process; entries marked * exclude the single non-converging solve discussed in the text. For the free-form shell, the fluted dome and the single-region fit it is the median over twenty-five design points about the optimum, each a cold solve. For the three region-scheme runs it is the median over the recorded run. Wall clocks marked † were lost when the output files were rewritten and are not measurements: they are the evaluation count times the median solve cost, and therefore lower bounds, since they credit the run with no non-converging solves at all. The three measured region-scheme runs exceed the same bound by factors of 11, 8 and 7 respectively, so the true figures are plausibly of the order of ten minutes rather than one. The rows marked ‡ are not inverse problems but the form finding that precedes each of them, and for those rows the solve cost is one L-BFGS-B iteration — an equilibrium solve and a gradient — rather than a single membrane solve, so it is comparable within the block and not against the rows above. They are not comparable among themselves either without the caveat that carries the argument of this section: the openings form finding takes its gradient by an adjoint and the other two by direct sensitivity. The crease form finding is an interactive session rather than a fitted optimisation and has no meaningful wall clock. The entry marked § stopped at its iteration cap rather than at convergence, so it too is a floor.</w:t>
       </w:r>
     </w:p>
     <w:p>
@@ -1315,7 +1594,15 @@
         <w:jc w:val="both"/>
       </w:pPr>
       <w:r>
-        <w:t>The second is the cost of a gradient, and that one is an implementation choice. The FDM stage differentiates its objective by an adjoint: three linear solves per iteration, one per coordinate axis, independent of the number of design variables. The inverse problem uses finite differences, at n + 1 nonlinear solves per gradient. At the sizes used here that is between three and thirty-one solves where the adjoint would be three, but the scaling is the real point. Under finite differences the form finding would need 2411 solves per gradient and some 2.8 million over its 1173 iterations; it is the adjoint alone that makes a design space of that dimension ordinary. The inverse problem tolerates finite differences because its design vector was first reduced, by the region partition and by symmetry, to a size at which the penalty is affordable rather than absent.</w:t>
+        <w:t>The second is the cost of a gradient, and that one is an implementation choice rather than a property of the problem. The openings form finding differentiates its objective by an adjoint: three linear solves per iteration, one per coordinate axis, independent of the number of design variables. The inverse problem uses finite differences, at n + 1 nonlinear solves per gradient. At the sizes used here that is between three and thirty-one solves where the adjoint would be three, but the scaling is the real point. Under finite differences the form finding would need 2411 solves per gradient and some 2.8 million over its 1173 iterations; it is the adjoint alone that makes a design space of that dimension ordinary. The inverse problem tolerates finite differences because its design vector was first reduced, by the region partition and by symmetry, to a size at which the penalty is affordable rather than absent.</w:t>
+      </w:r>
+    </w:p>
+    <w:p>
+      <w:pPr>
+        <w:jc w:val="both"/>
+      </w:pPr>
+      <w:r>
+        <w:t>How much that choice is worth need not be argued, because the workflow contains the controlled experiment. The form finding for the free-form shell and for the fluted dome is the same method on the same solver, but implemented by direct sensitivity: rather than solving three adjoint systems, each iteration solves for the full sensitivity of every free vertex to every force density, an n_free by n_edge system per coordinate axis. One iteration of the openings form finding costs 7.9 ms at 2410 design variables; one iteration of the fluted dome costs 2.06 s at 3250, and one of the free-form shell 0.34 s at 772. That is a factor of 261 per iteration between the two implementations at comparable size, and it shows in the wall clocks: 9.3 s for the openings against 34 minutes for the fluted dome. The direct cost is linear in the number of design variables, at 0.63 ms per variable per iteration on the dome and 0.44 ms on the free-form shell, where the adjoint cost is flat. Had the openings form finding been written the same way, its 1173 iterations would have cost of the order of 30 minutes instead of nine seconds. The reduction this section recommends for the inverse problem is therefore not a hypothetical: the workflow already contains one stage that took it and two that did not, and the difference between them was measured rather than argued.</w:t>
       </w:r>
     </w:p>
     <w:p>
@@ -1347,7 +1634,7 @@
         <w:jc w:val="both"/>
       </w:pPr>
       <w:r>
-        <w:t>Two straightforward reductions were not implemented, and the size of the second one can be read directly off the table. The n + 1 solves of a finite-difference gradient are independent and could be dispatched across the twenty available cores, which would bring a gradient on the thirty-variable problem down to the cost of a single solve. And the subprocess driver restarts the forward solve from the undeformed configuration at every evaluation, whereas the in-process implementation of Section 6.4.1 warm-starts from the previous accepted iterate. On the same 634-element mesh a cold solve costs 0.09 s and a warm-started one between 0.010 s and 0.029 s, so the warm start is worth a factor of three to nine before any other change; the gain would be larger still at the small perturbations a finite-difference gradient takes, which is exactly where the subprocess driver throws the previous solution away. Neither change affects any result reported in this chapter, and either would move a region-refinement run from hours to minutes. A third reduction, an adjoint gradient for the membrane solve in place of finite differences, is a larger undertaking, since it requires differentiating through the Newton iteration and the switching of the cable segments between taut and slack; but it is not speculative, being the device the FDM stage of this same workflow already uses, and it is the one change that would lift the ceiling on the number of design variables rather than merely lower the cost of the present ones.</w:t>
+        <w:t>Two straightforward reductions were not implemented, and the size of the second one can be read directly off the table. The n + 1 solves of a finite-difference gradient are independent and could be dispatched across the twenty available cores, which would bring a gradient on the thirty-variable problem down to the cost of a single solve. And the subprocess driver restarts the forward solve from the undeformed configuration at every evaluation, whereas the in-process implementation of Section 6.4.1 warm-starts from the previous accepted iterate. On the same 634-element mesh a cold solve costs 0.09 s and a warm-started one between 0.010 s and 0.029 s, so the warm start is worth a factor of three to nine before any other change; the gain would be larger still at the small perturbations a finite-difference gradient takes, which is exactly where the subprocess driver throws the previous solution away. Neither change affects any result reported in this chapter, and either would move a region-refinement run from hours to minutes. A third reduction, an adjoint gradient for the membrane solve in place of finite differences, is a larger undertaking, since it requires differentiating through the Newton iteration and the switching of the cable segments between taut and slack; but it is not speculative, being the device the openings form finding of this same workflow already uses, and it is the one change that would lift the ceiling on the number of design variables rather than merely lower the cost of the present ones. The two form-finding runs written the other way put a measured figure on what declining it costs.</w:t>
       </w:r>
     </w:p>
     <w:p>
@@ -1472,7 +1759,7 @@
         <w:pStyle w:val="ListBullet"/>
       </w:pPr>
       <w:r>
-        <w:t>Numbers above are measured or recorded, never estimated. Provenance: per-solve costs from FDM/measure_solve_cost.py (25 samples per geometry, this machine); 2part solve counts and wall clocks from re-running build-linux/best_fit_* with the sim_count instrumentation already in those sources; evaluation counts for B5, C5 and D5 from the n_calls fields of FDM/optimisation/*_optimised*.json; D5 wall clocks and tail statistics from the per-evaluation output-file timestamps; loss trajectories from FDM/reconstruct_loss_history.py; form-finding and directional-field costs from FDM/data/fdm_cost.json, whose samples come from FDM/fofin_D5.py, now instrumented to report and store its elapsed time, iteration count and design dimension, and from the whole-script wall clock of FDM/directional_field_D5.py; the per-solve figure of 6.85 ms is 20 repeats of inflate() at the converged densities.</w:t>
+        <w:t>Numbers above are measured or recorded, never estimated. Provenance: per-solve costs from FDM/measure_solve_cost.py (25 samples per geometry, this machine); 2part solve counts and wall clocks from re-running build-linux/best_fit_* with the sim_count instrumentation already in those sources; evaluation counts for B5, C5 and D5 from the n_calls fields of FDM/optimisation/*_optimised*.json; D5 wall clocks and tail statistics from the per-evaluation output-file timestamps; loss trajectories from FDM/reconstruct_loss_history.py; form-finding and directional-field costs from FDM/data/fdm_cost.json, whose samples come from FDM/fofin_D5.py, FDM/fofin_B5.py and FDM/fofin_C5_dense.py, all three now instrumented to report their elapsed time, iteration count and design dimension, the B5 and C5 runs having been executed concurrently on separate cores while the D5 samples were taken on an otherwise idle machine, and from the whole-script wall clock of FDM/directional_field_D5.py; the per-solve figure of 6.85 ms is 20 repeats of inflate() at the converged densities.</w:t>
       </w:r>
     </w:p>
     <w:p>
@@ -1528,7 +1815,23 @@
         <w:pStyle w:val="ListBullet"/>
       </w:pPr>
       <w:r>
-        <w:t>7. Form-finding cost is measured for the shell with openings only. The equivalent stage for the free-form shell and the fluted dome (FDM/fofin_B5.py, FDM/fofin_C5_smooth.py) is unmeasured, because those two scripts import compas, which is not installed on the timing machine. Both are one-shot stages of the same kind and should be seconds, but the claim in the opening paragraph rests on one geometry. The remeshing and cable-extraction steps are also unmeasured.</w:t>
+        <w:t>7. Form-finding cost is now measured for three of the four geometries. Two caveats attach to the new rows. The free-form shell stopped at its iteration cap rather than at convergence, so 171 s is a floor and its fit, 0.30% of span, is well short of the 0.08% the other two reach; and it runs on input/B5.obj, 269 vertices, where the inverse problem of 6.4.2 uses a 497/929 remesh, so the two are not the same discretisation. Whether the form finding behind the reported 6.4.2 result was this run or one on the finer mesh is worth confirming. The crease form finding (square_crease.py) remains unmeasured and is a different kind of object: an interactive session of fixed-point fd_numpy steps, needing compas_fd and compas_view2, neither installed here. Remeshing and cable extraction are also unmeasured.</w:t>
+      </w:r>
+    </w:p>
+    <w:p>
+      <w:pPr>
+        <w:pStyle w:val="ListBullet"/>
+      </w:pPr>
+      <w:r>
+        <w:t>8. The gradient implementations diverged without anyone deciding they should. fofin_D5.py uses an adjoint; fofin_B5.py, fofin_C5.py and fofin_C5_dense.py solve for the full sensitivity matrix. The measured penalty is a factor of about 260 per iteration. Porting the adjoint from fofin_D5.py to the other two is a contained change and would bring the fluted dome form finding from 34 minutes to seconds; worth doing before any sweep that re-runs form finding many times.</w:t>
+      </w:r>
+    </w:p>
+    <w:p>
+      <w:pPr>
+        <w:pStyle w:val="ListBullet"/>
+      </w:pPr>
+      <w:r>
+        <w:t>9. fofin_B5.py imported compas.numerical, which no longer exists in compas 2.x, so it could not run at all on the timing machine until the import was made to fall back across both APIs. Other scripts in FDM/ may carry the same breakage; fofin_C5.py and the fofin_butt/cross/seismic family were not checked.</w:t>
       </w:r>
     </w:p>
     <w:sectPr>

--- a/FDM/data/Section_6_5_1_Computational_time.docx
+++ b/FDM/data/Section_6_5_1_Computational_time.docx
@@ -23,7 +23,7 @@
         <w:jc w:val="both"/>
       </w:pPr>
       <w:r>
-        <w:t>The cost of the workflow is set almost entirely by the inner forward solve of Section 6.3.7. Everything outside it is done once per target: on the shell with openings the force density method (FDM) form finding of Section 6.2 takes 9.3 s and the directional field 18.6 s, against the hours the inverse problem takes on the same mesh. That margin is not uniform across the case studies, and the reason it is not turns out to be the most transferable result in this section, so it is taken up separately below. The question first is what one forward solve costs, how many of them a strategy needs, and why the two do not multiply to the observed wall clock.</w:t>
+        <w:t>The cost of the workflow is set almost entirely by the inner forward solve of Section 6.3.7. Everything outside it is done once per target: on the shell with openings the force density method (FDM) form finding of Section 6.2 takes 9.3 s and the directional field 18.6 s, against the hours the inverse problem takes on the same mesh. The other geometries cost 1.5 s and 12 s, though two of the three took a hundred times longer until an implementation detail was changed, which is taken up separately below. The question first is what one forward solve costs, how many of them a strategy needs, and why the two do not multiply to the observed wall clock.</w:t>
       </w:r>
     </w:p>
     <w:p>
@@ -1266,7 +1266,7 @@
               <w:rPr>
                 <w:sz w:val="16"/>
               </w:rPr>
-              <w:t>507</w:t>
+              <w:t>505</w:t>
             </w:r>
           </w:p>
         </w:tc>
@@ -1279,7 +1279,7 @@
               <w:rPr>
                 <w:sz w:val="16"/>
               </w:rPr>
-              <w:t>0.34 s</w:t>
+              <w:t>3.1 ms</w:t>
             </w:r>
           </w:p>
         </w:tc>
@@ -1292,7 +1292,7 @@
               <w:rPr>
                 <w:sz w:val="16"/>
               </w:rPr>
-              <w:t>2.9 min §</w:t>
+              <w:t>1.54 s §</w:t>
             </w:r>
           </w:p>
         </w:tc>
@@ -1359,7 +1359,7 @@
               <w:rPr>
                 <w:sz w:val="16"/>
               </w:rPr>
-              <w:t>992</w:t>
+              <w:t>1142</w:t>
             </w:r>
           </w:p>
         </w:tc>
@@ -1372,7 +1372,7 @@
               <w:rPr>
                 <w:sz w:val="16"/>
               </w:rPr>
-              <w:t>2.06 s</w:t>
+              <w:t>10.5 ms</w:t>
             </w:r>
           </w:p>
         </w:tc>
@@ -1385,7 +1385,7 @@
               <w:rPr>
                 <w:sz w:val="16"/>
               </w:rPr>
-              <w:t>34.1 min</w:t>
+              <w:t>12.0 s</w:t>
             </w:r>
           </w:p>
         </w:tc>
@@ -1465,7 +1465,7 @@
               <w:rPr>
                 <w:sz w:val="16"/>
               </w:rPr>
-              <w:t>0.008 s</w:t>
+              <w:t>7.9 ms</w:t>
             </w:r>
           </w:p>
         </w:tc>
@@ -1490,7 +1490,7 @@
           <w:i/>
           <w:sz w:val="18"/>
         </w:rPr>
-        <w:t>Table 6.X: Computational cost of the case studies. For the crease strategies the solve cost is the mean over the run itself, which is warm-started in process; entries marked * exclude the single non-converging solve discussed in the text. For the free-form shell, the fluted dome and the single-region fit it is the median over twenty-five design points about the optimum, each a cold solve. For the three region-scheme runs it is the median over the recorded run. Wall clocks marked † were lost when the output files were rewritten and are not measurements: they are the evaluation count times the median solve cost, and therefore lower bounds, since they credit the run with no non-converging solves at all. The three measured region-scheme runs exceed the same bound by factors of 11, 8 and 7 respectively, so the true figures are plausibly of the order of ten minutes rather than one. The rows marked ‡ are not inverse problems but the form finding that precedes each of them, and for those rows the solve cost is one L-BFGS-B iteration — an equilibrium solve and a gradient — rather than a single membrane solve, so it is comparable within the block and not against the rows above. They are not comparable among themselves either without the caveat that carries the argument of this section: the openings form finding takes its gradient by an adjoint and the other two by direct sensitivity. The crease form finding is an interactive session rather than a fitted optimisation and has no meaningful wall clock. The entry marked § stopped at its iteration cap rather than at convergence, so it too is a floor.</w:t>
+        <w:t>Table 6.X: Computational cost of the case studies. For the crease strategies the solve cost is the mean over the run itself, which is warm-started in process; entries marked * exclude the single non-converging solve discussed in the text. For the free-form shell, the fluted dome and the single-region fit it is the median over twenty-five design points about the optimum, each a cold solve. For the three region-scheme runs it is the median over the recorded run. Wall clocks marked † were lost when the output files were rewritten and are not measurements: they are the evaluation count times the median solve cost, and therefore lower bounds, since they credit the run with no non-converging solves at all. The three measured region-scheme runs exceed the same bound by factors of 11, 8 and 7 respectively, so the true figures are plausibly of the order of ten minutes rather than one. The rows marked ‡ are not inverse problems but the form finding that precedes each of them, and for those rows the solve cost is one L-BFGS-B iteration — an equilibrium solve and a gradient — rather than a single membrane solve, so it is comparable within the block and not against the rows above. All three now use the adjoint gradient; the free-form shell and the fluted dome took 171 s and 34 min before it was ported into them, at the same fit, as discussed below. The crease form finding is an interactive session rather than a fitted optimisation and has no meaningful wall clock. The entry marked § stopped at its iteration cap rather than at convergence, so it too is a floor.</w:t>
       </w:r>
     </w:p>
     <w:p>
@@ -1602,7 +1602,15 @@
         <w:jc w:val="both"/>
       </w:pPr>
       <w:r>
-        <w:t>How much that choice is worth need not be argued, because the workflow contains the controlled experiment. The form finding for the free-form shell and for the fluted dome is the same method on the same solver, but implemented by direct sensitivity: rather than solving three adjoint systems, each iteration solves for the full sensitivity of every free vertex to every force density, an n_free by n_edge system per coordinate axis. One iteration of the openings form finding costs 7.9 ms at 2410 design variables; one iteration of the fluted dome costs 2.06 s at 3250, and one of the free-form shell 0.34 s at 772. That is a factor of 261 per iteration between the two implementations at comparable size, and it shows in the wall clocks: 9.3 s for the openings against 34 minutes for the fluted dome. The direct cost is linear in the number of design variables, at 0.63 ms per variable per iteration on the dome and 0.44 ms on the free-form shell, where the adjoint cost is flat. Had the openings form finding been written the same way, its 1173 iterations would have cost of the order of 30 minutes instead of nine seconds. The reduction this section recommends for the inverse problem is therefore not a hypothetical: the workflow already contains one stage that took it and two that did not, and the difference between them was measured rather than argued.</w:t>
+        <w:t>How much that choice is worth need not be argued, because it was measured. The form finding for the free-form shell and for the fluted dome was originally written by direct sensitivity: rather than solving three adjoint systems, each iteration solved for the full sensitivity of every free vertex to every force density, a system with one right-hand side per design variable per coordinate axis — 9750 of them per iteration on the dome, where the adjoint uses three. On the dome that gradient took 1.61 s of a 2.06 s iteration, and the equilibrium solve most of the rest, itself dominated not by linear algebra but by a per-vertex Python loop over the mesh library, 511 ms of it against 19.6 ms for the five linear solves. Neither cost is intrinsic. Substituting the adjoint of the openings implementation, and its vectorised assembly of the pressure loads, leaves the objective and the gradient unchanged — the two gradient formulations agree to 4e-15 relative and the two load assemblies to 1e-15 — and reduces one iteration on the dome from 2.06 s to 10.5 ms. The run falls from 34 minutes to 12 seconds, and the free-form shell from 171 s to 1.54 s, at the same fit in both cases. The figures in the table are the ported ones.</w:t>
+      </w:r>
+    </w:p>
+    <w:p>
+      <w:pPr>
+        <w:jc w:val="both"/>
+      </w:pPr>
+      <w:r>
+        <w:t>That is worth stating plainly because it is the same argument this section makes about the inverse problem, and here it has been carried out rather than recommended. Nothing about the fluted dome made its form finding a 34-minute job; it was a 197-fold penalty per iteration, paid for a gradient identical to fifteen decimal places. The workflow accumulated three implementations of one method, and the differences between them were never visible because nothing recorded a time. That is the practical argument for instrumenting a research pipeline: not that the numbers are interesting in themselves, but that a cost nobody measures is a cost nobody notices.</w:t>
       </w:r>
     </w:p>
     <w:p>
@@ -1823,7 +1831,7 @@
         <w:pStyle w:val="ListBullet"/>
       </w:pPr>
       <w:r>
-        <w:t>8. The gradient implementations diverged without anyone deciding they should. fofin_D5.py uses an adjoint; fofin_B5.py, fofin_C5.py and fofin_C5_dense.py solve for the full sensitivity matrix. The measured penalty is a factor of about 260 per iteration. Porting the adjoint from fofin_D5.py to the other two is a contained change and would bring the fluted dome form finding from 34 minutes to seconds; worth doing before any sweep that re-runs form finding many times.</w:t>
+        <w:t>8. The adjoint gradient and vectorised load assembly of fofin_D5.py have been ported into fofin_B5.py and fofin_C5_dense.py. Verification before the change: the two gradient forms agree to 3.9e-15 relative with cosine similarity 1.0 at a perturbed q, and the vectorised loads agree with compas vertex_normal()*vertex_area() to 1.4e-15 on both meshes. After the change the fits are unchanged (B5 0.0604 to 0.0605 m, C5 0.00098 to 0.00096 m). The iteration counts shift slightly, 992 to 1142 on the dome, because L-BFGS-B follows a marginally different path once the gradient differs in the last bits; the stored form-finding results were not regenerated, so if the reported 6.4.2 and 6.4.3 geometries are ever rebuilt they will differ in the last decimals from the ones on disk. fofin_C5.py and fofin_C5_smooth.py still carry the old formulation.</w:t>
       </w:r>
     </w:p>
     <w:p>

--- a/FDM/data/Section_6_5_1_Computational_time.docx
+++ b/FDM/data/Section_6_5_1_Computational_time.docx
@@ -23,7 +23,7 @@
         <w:jc w:val="both"/>
       </w:pPr>
       <w:r>
-        <w:t>The cost of the workflow is set almost entirely by the inner forward solve of Section 6.3.7. Everything outside it is done once per target: on the shell with openings the force density method (FDM) form finding of Section 6.2 takes 9.3 s and the directional field 18.6 s, against the hours the inverse problem takes on the same mesh. The other geometries cost 1.5 s and 12 s, though two of the three took a hundred times longer until an implementation detail was changed, which is taken up separately below. The question first is what one forward solve costs, how many of them a strategy needs, and why the two do not multiply to the observed wall clock.</w:t>
+        <w:t>The cost of the workflow is set almost entirely by the inner forward solve of Section 6.3.7. Everything outside it is done once per target: on the shell with openings the force density method (FDM) form finding of Section 6.2 takes 9.3 s and the directional field 18.6 s, against the hours the inverse problem takes on the same mesh. The other geometries cost 1.5 s, 12 s and 10 s, though two of them took a hundred times longer until an implementation detail was changed, which is taken up separately below. The question first is what one forward solve costs, how many of them a strategy needs, and why the two do not multiply to the observed wall clock.</w:t>
       </w:r>
     </w:p>
     <w:p>
@@ -1147,7 +1147,7 @@
               <w:rPr>
                 <w:sz w:val="16"/>
               </w:rPr>
-              <w:t>—</w:t>
+              <w:t>341 / 634</w:t>
             </w:r>
           </w:p>
         </w:tc>
@@ -1160,7 +1160,7 @@
               <w:rPr>
                 <w:sz w:val="16"/>
               </w:rPr>
-              <w:t>—</w:t>
+              <w:t>974</w:t>
             </w:r>
           </w:p>
         </w:tc>
@@ -1173,7 +1173,7 @@
               <w:rPr>
                 <w:sz w:val="16"/>
               </w:rPr>
-              <w:t>—</w:t>
+              <w:t>10</w:t>
             </w:r>
           </w:p>
         </w:tc>
@@ -1186,7 +1186,7 @@
               <w:rPr>
                 <w:sz w:val="16"/>
               </w:rPr>
-              <w:t>—</w:t>
+              <w:t>1.00 s</w:t>
             </w:r>
           </w:p>
         </w:tc>
@@ -1199,7 +1199,7 @@
               <w:rPr>
                 <w:sz w:val="16"/>
               </w:rPr>
-              <w:t>interactive</w:t>
+              <w:t>10.0 s ¶</w:t>
             </w:r>
           </w:p>
         </w:tc>
@@ -1490,7 +1490,7 @@
           <w:i/>
           <w:sz w:val="18"/>
         </w:rPr>
-        <w:t>Table 6.X: Computational cost of the case studies. For the crease strategies the solve cost is the mean over the run itself, which is warm-started in process; entries marked * exclude the single non-converging solve discussed in the text. For the free-form shell, the fluted dome and the single-region fit it is the median over twenty-five design points about the optimum, each a cold solve. For the three region-scheme runs it is the median over the recorded run. Wall clocks marked † were lost when the output files were rewritten and are not measurements: they are the evaluation count times the median solve cost, and therefore lower bounds, since they credit the run with no non-converging solves at all. The three measured region-scheme runs exceed the same bound by factors of 11, 8 and 7 respectively, so the true figures are plausibly of the order of ten minutes rather than one. The rows marked ‡ are not inverse problems but the form finding that precedes each of them, and for those rows the solve cost is one L-BFGS-B iteration — an equilibrium solve and a gradient — rather than a single membrane solve, so it is comparable within the block and not against the rows above. All three now use the adjoint gradient; the free-form shell and the fluted dome took 171 s and 34 min before it was ported into them, at the same fit, as discussed below. The crease form finding is an interactive session rather than a fitted optimisation and has no meaningful wall clock. The entry marked § stopped at its iteration cap rather than at convergence, so it too is a floor.</w:t>
+        <w:t>Table 6.X: Computational cost of the case studies. For the crease strategies the solve cost is the mean over the run itself, which is warm-started in process; entries marked * exclude the single non-converging solve discussed in the text. For the free-form shell, the fluted dome and the single-region fit it is the median over twenty-five design points about the optimum, each a cold solve. For the three region-scheme runs it is the median over the recorded run. Wall clocks marked † were lost when the output files were rewritten and are not measurements: they are the evaluation count times the median solve cost, and therefore lower bounds, since they credit the run with no non-converging solves at all. The three measured region-scheme runs exceed the same bound by factors of 11, 8 and 7 respectively, so the true figures are plausibly of the order of ten minutes rather than one. The rows marked ‡ are not inverse problems but the form finding that precedes each of them, and for those rows the solve cost is one L-BFGS-B iteration — an equilibrium solve and a gradient — rather than a single membrane solve, so it is comparable within the block and not against the rows above. All three now use the adjoint gradient; the free-form shell and the fluted dome took 171 s and 34 min before it was ported into them, at the same fit, as discussed below. The entry marked § stopped at its iteration cap rather than at convergence, so it too is a floor, and the one marked ¶ is a fixed budget of ten gradient-descent steps with no convergence test at all, whose fit was still improving when it stopped; it also still uses direct sensitivity.</w:t>
       </w:r>
     </w:p>
     <w:p>
@@ -1823,7 +1823,15 @@
         <w:pStyle w:val="ListBullet"/>
       </w:pPr>
       <w:r>
-        <w:t>7. Form-finding cost is now measured for three of the four geometries. Two caveats attach to the new rows. The free-form shell stopped at its iteration cap rather than at convergence, so 171 s is a floor and its fit, 0.30% of span, is well short of the 0.08% the other two reach; and it runs on input/B5.obj, 269 vertices, where the inverse problem of 6.4.2 uses a 497/929 remesh, so the two are not the same discretisation. Whether the form finding behind the reported 6.4.2 result was this run or one on the finer mesh is worth confirming. The crease form finding (square_crease.py) remains unmeasured and is a different kind of object: an interactive session of fixed-point fd_numpy steps, needing compas_fd and compas_view2, neither installed here. Remeshing and cable extraction are also unmeasured.</w:t>
+        <w:t>7. Form-finding cost is now measured for three of the four geometries. Two caveats attach to the new rows. The free-form shell stopped at its iteration cap rather than at convergence, so 171 s is a floor and its fit, 0.30% of span, is well short of the 0.08% the other two reach; and it runs on input/B5.obj, 269 vertices, where the inverse problem of 6.4.2 uses a 497/929 remesh, so the two are not the same discretisation. Whether the form finding behind the reported 6.4.2 result was this run or one on the finer mesh is worth confirming. Remeshing and cable extraction are also unmeasured.</w:t>
+      </w:r>
+    </w:p>
+    <w:p>
+      <w:pPr>
+        <w:pStyle w:val="ListBullet"/>
+      </w:pPr>
+      <w:r>
+        <w:t>7a. The crease form finding is fofin_butt_steps.py, which reads data/2part.json (341/634, the mesh of 6.4.1) and writes the mesh_out_2parts_*.json results, not square_crease.py. It times at 10.0 s for its ten steps, but three caveats attach and each wants a decision. It cannot run as committed: it imports compas.numerical, gone in compas 2.x, and compas_view2, which it also calls inside the step loop; the timing comes from a harness reproducing its arithmetic with fd_numpy from compas_fd and the drawing removed. It carries a shape bug — qpre, a list of length n_e, plus sum_gradient of shape (n_e, 1), broadcasts to n_e by n_e, and a whole row is then assigned as each edge's force density, which fd_numpy rejects — so as committed it cannot have produced the stored results, and whatever did produce them is not in the repository in runnable form. And its optimiser is ten fixed steps of hand-coded gradient descent with no convergence test; the fit was still improving at the last step, 0.0237 m to 0.0030 m over the ten. It is also the one form finding still using direct sensitivity, 65% of its time, so note 8 applies to it too.</w:t>
       </w:r>
     </w:p>
     <w:p>

--- a/FDM/data/Section_6_5_1_Computational_time.docx
+++ b/FDM/data/Section_6_5_1_Computational_time.docx
@@ -549,6 +549,99 @@
                 <w:sz w:val="16"/>
               </w:rPr>
               <w:t>1.12 s</w:t>
+            </w:r>
+          </w:p>
+        </w:tc>
+      </w:tr>
+      <w:tr>
+        <w:tc>
+          <w:tcPr>
+            <w:tcW w:type="dxa" w:w="1234"/>
+          </w:tcPr>
+          <w:p>
+            <w:r>
+              <w:rPr>
+                <w:sz w:val="16"/>
+              </w:rPr>
+              <w:t>Middle crease, 3 adaptive regions (E)</w:t>
+            </w:r>
+          </w:p>
+        </w:tc>
+        <w:tc>
+          <w:tcPr>
+            <w:tcW w:type="dxa" w:w="1234"/>
+          </w:tcPr>
+          <w:p>
+            <w:r>
+              <w:rPr>
+                <w:sz w:val="16"/>
+              </w:rPr>
+              <w:t>6.4.1</w:t>
+            </w:r>
+          </w:p>
+        </w:tc>
+        <w:tc>
+          <w:tcPr>
+            <w:tcW w:type="dxa" w:w="1234"/>
+          </w:tcPr>
+          <w:p>
+            <w:r>
+              <w:rPr>
+                <w:sz w:val="16"/>
+              </w:rPr>
+              <w:t>341 / 634</w:t>
+            </w:r>
+          </w:p>
+        </w:tc>
+        <w:tc>
+          <w:tcPr>
+            <w:tcW w:type="dxa" w:w="1234"/>
+          </w:tcPr>
+          <w:p>
+            <w:r>
+              <w:rPr>
+                <w:sz w:val="16"/>
+              </w:rPr>
+              <w:t>4</w:t>
+            </w:r>
+          </w:p>
+        </w:tc>
+        <w:tc>
+          <w:tcPr>
+            <w:tcW w:type="dxa" w:w="1234"/>
+          </w:tcPr>
+          <w:p>
+            <w:r>
+              <w:rPr>
+                <w:sz w:val="16"/>
+              </w:rPr>
+              <w:t>554</w:t>
+            </w:r>
+          </w:p>
+        </w:tc>
+        <w:tc>
+          <w:tcPr>
+            <w:tcW w:type="dxa" w:w="1234"/>
+          </w:tcPr>
+          <w:p>
+            <w:r>
+              <w:rPr>
+                <w:sz w:val="16"/>
+              </w:rPr>
+              <w:t>0.006 s</w:t>
+            </w:r>
+          </w:p>
+        </w:tc>
+        <w:tc>
+          <w:tcPr>
+            <w:tcW w:type="dxa" w:w="1234"/>
+          </w:tcPr>
+          <w:p>
+            <w:r>
+              <w:rPr>
+                <w:sz w:val="16"/>
+              </w:rPr>
+              <w:t>3.4 s</w:t>
             </w:r>
           </w:p>
         </w:tc>
@@ -1807,7 +1900,7 @@
         <w:pStyle w:val="ListBullet"/>
       </w:pPr>
       <w:r>
-        <w:t>5. Strategy E of Section 6.4.1 is absent from the table because its executable initialises Polyscope and needs a display; its solve count was never recorded. It can be added by running build-linux/best_fit_stretch_factors_3region_adaptive on a machine with a display, or by removing the visualisation calls.</w:t>
+        <w:t>5. Strategy E of Section 6.4.1 is now in the table: 554 Newton solves in 3.4 s, over four design variables — sf1 and sf2 for the constrained pair R0=R1 and for R2 — reaching a mean distance of 6.14 mm from 18.16 mm, a 66% improvement, with a maximum of 33 mm. Its region sweep converged, no faces swapping on the last pass, at R0=175, R1=131, R2=328 faces. Two things were needed to obtain this. The driver now takes HEADLESS=1, which selects Polyscope's mock backend and skips the screenshots and the interactive view, leaving the optimisation untouched; without it the executable needs a display. And the build was broken on Linux for any target linking Polyscope: a macOS-generated glfw_config.h, with _GLFW_COCOA defined, sat in external/polyscope/deps/glfw/src and shadowed the one CMake generates per build directory, so glfw tried to compile against Carbon. It has been renamed to glfw_config.h.macos-stale. The binary used here is build-headless/, configured fresh; build-linux/ still carries the macOS cache.</w:t>
       </w:r>
     </w:p>
     <w:p>

--- a/FDM/data/Section_6_5_1_Computational_time.docx
+++ b/FDM/data/Section_6_5_1_Computational_time.docx
@@ -563,7 +563,7 @@
               <w:rPr>
                 <w:sz w:val="16"/>
               </w:rPr>
-              <w:t>Middle crease, 3 adaptive regions (E)</w:t>
+              <w:t>Middle crease, 3 adaptive regions (E) ‖</w:t>
             </w:r>
           </w:p>
         </w:tc>
@@ -1583,7 +1583,7 @@
           <w:i/>
           <w:sz w:val="18"/>
         </w:rPr>
-        <w:t>Table 6.X: Computational cost of the case studies. For the crease strategies the solve cost is the mean over the run itself, which is warm-started in process; entries marked * exclude the single non-converging solve discussed in the text. For the free-form shell, the fluted dome and the single-region fit it is the median over twenty-five design points about the optimum, each a cold solve. For the three region-scheme runs it is the median over the recorded run. Wall clocks marked † were lost when the output files were rewritten and are not measurements: they are the evaluation count times the median solve cost, and therefore lower bounds, since they credit the run with no non-converging solves at all. The three measured region-scheme runs exceed the same bound by factors of 11, 8 and 7 respectively, so the true figures are plausibly of the order of ten minutes rather than one. The rows marked ‡ are not inverse problems but the form finding that precedes each of them, and for those rows the solve cost is one L-BFGS-B iteration — an equilibrium solve and a gradient — rather than a single membrane solve, so it is comparable within the block and not against the rows above. All three now use the adjoint gradient; the free-form shell and the fluted dome took 171 s and 34 min before it was ported into them, at the same fit, as discussed below. The entry marked § stopped at its iteration cap rather than at convergence, so it too is a floor, and the one marked ¶ is a fixed budget of ten gradient-descent steps with no convergence test at all, whose fit was still improving when it stopped; it also still uses direct sensitivity.</w:t>
+        <w:t>Table 6.X: Computational cost of the case studies. For the crease strategies the solve cost is the mean over the run itself, which is warm-started in process; entries marked * exclude the single non-converging solve discussed in the text. The entry marked ‖ was solved to a Newton threshold of 1e-4, where every other crease strategy used 1e-6, so neither its solve cost nor its wall clock is comparable with the four rows above it. For the free-form shell, the fluted dome and the single-region fit it is the median over twenty-five design points about the optimum, each a cold solve. For the three region-scheme runs it is the median over the recorded run. Wall clocks marked † were lost when the output files were rewritten and are not measurements: they are the evaluation count times the median solve cost, and therefore lower bounds, since they credit the run with no non-converging solves at all. The three measured region-scheme runs exceed the same bound by factors of 11, 8 and 7 respectively, so the true figures are plausibly of the order of ten minutes rather than one. The rows marked ‡ are not inverse problems but the form finding that precedes each of them, and for those rows the solve cost is one L-BFGS-B iteration — an equilibrium solve and a gradient — rather than a single membrane solve, so it is comparable within the block and not against the rows above. All three now use the adjoint gradient; the free-form shell and the fluted dome took 171 s and 34 min before it was ported into them, at the same fit, as discussed below. The entry marked § stopped at its iteration cap rather than at convergence, so it too is a floor, and the one marked ¶ is a fixed budget of ten gradient-descent steps with no convergence test at all, whose fit was still improving when it stopped; it also still uses direct sensitivity.</w:t>
       </w:r>
     </w:p>
     <w:p>
@@ -1940,6 +1940,14 @@
         <w:pStyle w:val="ListBullet"/>
       </w:pPr>
       <w:r>
+        <w:t>10. Strategy E looks an order of magnitude faster than strategy C and is not. Two things account for the gap, and neither is that the adaptive scheme is cheaper. First, C's 53.4 s is one solve: the single design point at which Newton exhausted its iteration limit cost about 51 s, so C's other 92 solves account for roughly 2.2 s, against E's 3.4 s for 554 solves — the same order of magnitude of productive work. Second, best_fit_stretch_factors_3region_adaptive.cpp sets the Newton threshold to 1e-4 where every other crease driver sets 1e-6, which both lowers its per-solve cost and lets it leave a badly conditioned design point that the others would grind on. It is the only driver in the set with a different tolerance, and it is not clear the difference was intentional. Either the tolerance should be brought into line and the run repeated, or the text should say why strategy E is solved less tightly than the strategies it is compared against in 6.4.1.</w:t>
+      </w:r>
+    </w:p>
+    <w:p>
+      <w:pPr>
+        <w:pStyle w:val="ListBullet"/>
+      </w:pPr>
+      <w:r>
         <w:t>9. fofin_B5.py imported compas.numerical, which no longer exists in compas 2.x, so it could not run at all on the timing machine until the import was made to fall back across both APIs. Other scripts in FDM/ may carry the same breakage; fofin_C5.py and the fofin_butt/cross/seismic family were not checked.</w:t>
       </w:r>
     </w:p>

--- a/FDM/data/Section_6_5_1_Computational_time.docx
+++ b/FDM/data/Section_6_5_1_Computational_time.docx
@@ -563,7 +563,7 @@
               <w:rPr>
                 <w:sz w:val="16"/>
               </w:rPr>
-              <w:t>Middle crease, 3 adaptive regions (E) ‖</w:t>
+              <w:t>Middle crease, 3 adaptive regions (E)</w:t>
             </w:r>
           </w:p>
         </w:tc>
@@ -628,7 +628,7 @@
               <w:rPr>
                 <w:sz w:val="16"/>
               </w:rPr>
-              <w:t>0.006 s</w:t>
+              <w:t>0.021 s</w:t>
             </w:r>
           </w:p>
         </w:tc>
@@ -641,7 +641,7 @@
               <w:rPr>
                 <w:sz w:val="16"/>
               </w:rPr>
-              <w:t>3.4 s</w:t>
+              <w:t>11.4 s</w:t>
             </w:r>
           </w:p>
         </w:tc>
@@ -1583,7 +1583,7 @@
           <w:i/>
           <w:sz w:val="18"/>
         </w:rPr>
-        <w:t>Table 6.X: Computational cost of the case studies. For the crease strategies the solve cost is the mean over the run itself, which is warm-started in process; entries marked * exclude the single non-converging solve discussed in the text. The entry marked ‖ was solved to a Newton threshold of 1e-4, where every other crease strategy used 1e-6, so neither its solve cost nor its wall clock is comparable with the four rows above it. For the free-form shell, the fluted dome and the single-region fit it is the median over twenty-five design points about the optimum, each a cold solve. For the three region-scheme runs it is the median over the recorded run. Wall clocks marked † were lost when the output files were rewritten and are not measurements: they are the evaluation count times the median solve cost, and therefore lower bounds, since they credit the run with no non-converging solves at all. The three measured region-scheme runs exceed the same bound by factors of 11, 8 and 7 respectively, so the true figures are plausibly of the order of ten minutes rather than one. The rows marked ‡ are not inverse problems but the form finding that precedes each of them, and for those rows the solve cost is one L-BFGS-B iteration — an equilibrium solve and a gradient — rather than a single membrane solve, so it is comparable within the block and not against the rows above. All three now use the adjoint gradient; the free-form shell and the fluted dome took 171 s and 34 min before it was ported into them, at the same fit, as discussed below. The entry marked § stopped at its iteration cap rather than at convergence, so it too is a floor, and the one marked ¶ is a fixed budget of ten gradient-descent steps with no convergence test at all, whose fit was still improving when it stopped; it also still uses direct sensitivity.</w:t>
+        <w:t>Table 6.X: Computational cost of the case studies. For the crease strategies the solve cost is the mean over the run itself, which is warm-started in process; entries marked * exclude the single non-converging solve discussed in the text. All five crease strategies are solved to the same Newton threshold of 1e-6. For the free-form shell, the fluted dome and the single-region fit it is the median over twenty-five design points about the optimum, each a cold solve. For the three region-scheme runs it is the median over the recorded run. Wall clocks marked † were lost when the output files were rewritten and are not measurements: they are the evaluation count times the median solve cost, and therefore lower bounds, since they credit the run with no non-converging solves at all. The three measured region-scheme runs exceed the same bound by factors of 11, 8 and 7 respectively, so the true figures are plausibly of the order of ten minutes rather than one. The rows marked ‡ are not inverse problems but the form finding that precedes each of them, and for those rows the solve cost is one L-BFGS-B iteration — an equilibrium solve and a gradient — rather than a single membrane solve, so it is comparable within the block and not against the rows above. All three now use the adjoint gradient; the free-form shell and the fluted dome took 171 s and 34 min before it was ported into them, at the same fit, as discussed below. The entry marked § stopped at its iteration cap rather than at convergence, so it too is a floor, and the one marked ¶ is a fixed budget of ten gradient-descent steps with no convergence test at all, whose fit was still improving when it stopped; it also still uses direct sensitivity.</w:t>
       </w:r>
     </w:p>
     <w:p>
@@ -1940,7 +1940,15 @@
         <w:pStyle w:val="ListBullet"/>
       </w:pPr>
       <w:r>
-        <w:t>10. Strategy E looks an order of magnitude faster than strategy C and is not. Two things account for the gap, and neither is that the adaptive scheme is cheaper. First, C's 53.4 s is one solve: the single design point at which Newton exhausted its iteration limit cost about 51 s, so C's other 92 solves account for roughly 2.2 s, against E's 3.4 s for 554 solves — the same order of magnitude of productive work. Second, best_fit_stretch_factors_3region_adaptive.cpp sets the Newton threshold to 1e-4 where every other crease driver sets 1e-6, which both lowers its per-solve cost and lets it leave a badly conditioned design point that the others would grind on. It is the only driver in the set with a different tolerance, and it is not clear the difference was intentional. Either the tolerance should be brought into line and the run repeated, or the text should say why strategy E is solved less tightly than the strategies it is compared against in 6.4.1.</w:t>
+        <w:t>10. Strategy E was originally solved to a Newton threshold of 1e-4 where every other crease driver uses 1e-6. It has been brought into line and re-run, and the table reports the 1e-6 figures. The result did not move: the same 554 solves, the same region partition at 175/131/328 faces, the same stretch factors to five decimals, the same 6.14313 mm mean distance. Only the cost changed, from 3.4 s to 11.4 s, and the per-solve cost from 6 ms to 21 ms, which puts it alongside the 10 to 29 ms of strategies A to D. The reported fit of 6.4.1 therefore stands as printed, and was never an artefact of the looser tolerance.</w:t>
+      </w:r>
+    </w:p>
+    <w:p>
+      <w:pPr>
+        <w:pStyle w:val="ListBullet"/>
+      </w:pPr>
+      <w:r>
+        <w:t>10a. Strategy E is still not comparable with strategy C in the way the wall clocks suggest, but for a different reason. C's 53.4 s is one solve: the single design point at which Newton exhausted its iteration limit cost about 51 s, leaving roughly 2.2 s for its other 92. E performs 554 solves at a similar unit cost without meeting such a point. The comparison between them is a comparison of how often each strategy wanders outside the feasible set, not of the work each does per evaluation.</w:t>
       </w:r>
     </w:p>
     <w:p>
